--- a/002-maze-madness/worksheets/week1-beginner.docx
+++ b/002-maze-madness/worksheets/week1-beginner.docx
@@ -13,7 +13,7 @@
           <w:b/>
           <w:sz w:val="40"/>
         </w:rPr>
-        <w:t>🔁 M002 Week 1 — English Worksheet (Beginner)</w:t>
+        <w:t>🌀 M002 Week 1 — While Loop</w:t>
       </w:r>
     </w:p>
     <w:p>
@@ -28,7 +28,7 @@
         <w:t>Topic:</w:t>
       </w:r>
       <w:r>
-        <w:t xml:space="preserve"> While Loops — Move Until You Hit a Wall · </w:t>
+        <w:t xml:space="preserve"> Repeat Until a Wall · </w:t>
       </w:r>
       <w:r>
         <w:rPr>
@@ -55,7 +55,7 @@
         <w:t>Time:</w:t>
       </w:r>
       <w:r>
-        <w:t xml:space="preserve"> about 30 minutes</w:t>
+        <w:t xml:space="preserve"> about 25 minutes</w:t>
       </w:r>
     </w:p>
     <w:p>
@@ -64,25 +64,7 @@
         <w:keepLines/>
       </w:pPr>
       <w:r>
-        <w:t xml:space="preserve">This week your agent uses a </w:t>
-      </w:r>
-      <w:r>
-        <w:rPr>
-          <w:b/>
-        </w:rPr>
-        <w:t>while loop</w:t>
-      </w:r>
-      <w:r>
-        <w:t xml:space="preserve">: it keeps moving forward </w:t>
-      </w:r>
-      <w:r>
-        <w:rPr>
-          <w:b/>
-        </w:rPr>
-        <w:t>until</w:t>
-      </w:r>
-      <w:r>
-        <w:t xml:space="preserve"> it hits a wall.</w:t>
+        <w:t>A while loop repeats. It runs until a wall stops it.</w:t>
       </w:r>
     </w:p>
     <w:p>
@@ -98,16 +80,7 @@
           <w:color w:val="1A4D2E"/>
           <w:sz w:val="30"/>
         </w:rPr>
-        <w:t>1 · Predict 🔮</w:t>
-      </w:r>
-    </w:p>
-    <w:p>
-      <w:pPr>
-        <w:keepNext/>
-        <w:keepLines/>
-      </w:pPr>
-      <w:r>
-        <w:t>Read the steps. Before you imagine the agent doing it, circle or write your answer.</w:t>
+        <w:t>1 · Read It 🔮</w:t>
       </w:r>
     </w:p>
     <w:p>
@@ -140,7 +113,7 @@
         <w:t>When does the agent stop? Circle one:</w:t>
       </w:r>
       <w:r>
-        <w:t xml:space="preserve"> after 3 steps · when it reaches a wall · never</w:t>
+        <w:t xml:space="preserve"> after 3 steps · at the wall · never</w:t>
       </w:r>
     </w:p>
     <w:p>
@@ -152,78 +125,7 @@
         <w:rPr>
           <w:b/>
         </w:rPr>
-        <w:t>Why?</w:t>
-      </w:r>
-    </w:p>
-    <w:p>
-      <w:pPr>
-        <w:spacing w:after="0" w:before="0" w:line="520" w:lineRule="exact"/>
-        <w:keepNext/>
-        <w:keepLines/>
-        <w:pBdr>
-          <w:bottom w:val="single" w:sz="6" w:space="1" w:color="C9C9C9"/>
-        </w:pBdr>
-      </w:pPr>
-      <w:r>
-        <w:t xml:space="preserve"> </w:t>
-      </w:r>
-    </w:p>
-    <w:p>
-      <w:pPr>
-        <w:spacing w:after="0" w:before="0" w:line="520" w:lineRule="exact"/>
-        <w:keepNext/>
-        <w:keepLines/>
-        <w:pBdr>
-          <w:bottom w:val="single" w:sz="6" w:space="1" w:color="C9C9C9"/>
-        </w:pBdr>
-      </w:pPr>
-      <w:r>
-        <w:t xml:space="preserve"> </w:t>
-      </w:r>
-    </w:p>
-    <w:p>
-      <w:pPr>
-        <w:spacing w:after="0" w:before="0" w:line="520" w:lineRule="exact"/>
-        <w:keepNext w:val="0"/>
-        <w:keepLines/>
-        <w:pBdr>
-          <w:bottom w:val="single" w:sz="6" w:space="1" w:color="C9C9C9"/>
-        </w:pBdr>
-      </w:pPr>
-      <w:r>
-        <w:t xml:space="preserve"> </w:t>
-      </w:r>
-    </w:p>
-    <w:p>
-      <w:pPr>
-        <w:spacing w:before="40" w:after="160"/>
-        <w:ind w:left="288"/>
-        <w:keepNext/>
-        <w:keepLines/>
-        <w:shd w:val="clear" w:fill="F4F4F4"/>
-      </w:pPr>
-      <w:r>
-        <w:rPr>
-          <w:rFonts w:ascii="Consolas" w:hAnsi="Consolas" w:cs="Consolas"/>
-          <w:sz w:val="21"/>
-        </w:rPr>
-        <w:t>move forward</w:t>
-        <w:br/>
-        <w:t>move forward</w:t>
-        <w:br/>
-        <w:t>move forward</w:t>
-      </w:r>
-    </w:p>
-    <w:p>
-      <w:pPr>
-        <w:keepNext/>
-        <w:keepLines/>
-      </w:pPr>
-      <w:r>
-        <w:rPr>
-          <w:b/>
-        </w:rPr>
-        <w:t>The wall is only 2 steps away. What happens on the third step?</w:t>
+        <w:t>Why? One word:</w:t>
       </w:r>
     </w:p>
     <w:p>
@@ -278,7 +180,7 @@
           <w:color w:val="1A4D2E"/>
           <w:sz w:val="30"/>
         </w:rPr>
-        <w:t>2 · Find the Difference 🐛</w:t>
+        <w:t>2 · Match It 🔗</w:t>
       </w:r>
     </w:p>
     <w:p>
@@ -287,7 +189,7 @@
         <w:keepLines/>
       </w:pPr>
       <w:r>
-        <w:t>Each pair shows clean steps first, then a broken version of the same idea. Circle what's different and write one short sentence about the bug.</w:t>
+        <w:t>Draw a line.</w:t>
       </w:r>
     </w:p>
     <w:p>
@@ -296,62 +198,7 @@
         <w:keepLines/>
       </w:pPr>
       <w:r>
-        <w:rPr>
-          <w:b/>
-        </w:rPr>
-        <w:t>Pair A</w:t>
-      </w:r>
-      <w:r>
-        <w:t xml:space="preserve"> — The agent should keep moving </w:t>
-      </w:r>
-      <w:r>
-        <w:rPr>
-          <w:b/>
-        </w:rPr>
-        <w:t>until</w:t>
-      </w:r>
-      <w:r>
-        <w:t xml:space="preserve"> it hits a wall.</w:t>
-      </w:r>
-    </w:p>
-    <w:p>
-      <w:pPr>
-        <w:spacing w:before="40" w:after="160"/>
-        <w:ind w:left="288"/>
-        <w:keepNext/>
-        <w:keepLines/>
-        <w:shd w:val="clear" w:fill="F4F4F4"/>
-      </w:pPr>
-      <w:r>
-        <w:rPr>
-          <w:rFonts w:ascii="Consolas" w:hAnsi="Consolas" w:cs="Consolas"/>
-          <w:sz w:val="21"/>
-        </w:rPr>
-        <w:t># clean</w:t>
-        <w:br/>
-        <w:t>while no wall ahead:</w:t>
-        <w:br/>
-        <w:t xml:space="preserve">    move forward</w:t>
-      </w:r>
-    </w:p>
-    <w:p>
-      <w:pPr>
-        <w:spacing w:before="40" w:after="160"/>
-        <w:ind w:left="288"/>
-        <w:keepNext/>
-        <w:keepLines/>
-        <w:shd w:val="clear" w:fill="F4F4F4"/>
-      </w:pPr>
-      <w:r>
-        <w:rPr>
-          <w:rFonts w:ascii="Consolas" w:hAnsi="Consolas" w:cs="Consolas"/>
-          <w:sz w:val="21"/>
-        </w:rPr>
-        <w:t># buggy</w:t>
-        <w:br/>
-        <w:t>while wall ahead:</w:t>
-        <w:br/>
-        <w:t xml:space="preserve">    move forward</w:t>
+        <w:t>| Code | Means |</w:t>
       </w:r>
     </w:p>
     <w:p>
@@ -360,49 +207,7 @@
         <w:keepLines/>
       </w:pPr>
       <w:r>
-        <w:rPr>
-          <w:b/>
-        </w:rPr>
-        <w:t>What is wrong? When does the buggy agent move?</w:t>
-      </w:r>
-    </w:p>
-    <w:p>
-      <w:pPr>
-        <w:spacing w:after="0" w:before="0" w:line="520" w:lineRule="exact"/>
-        <w:keepNext/>
-        <w:keepLines/>
-        <w:pBdr>
-          <w:bottom w:val="single" w:sz="6" w:space="1" w:color="C9C9C9"/>
-        </w:pBdr>
-      </w:pPr>
-      <w:r>
-        <w:t xml:space="preserve"> </w:t>
-      </w:r>
-    </w:p>
-    <w:p>
-      <w:pPr>
-        <w:spacing w:after="0" w:before="0" w:line="520" w:lineRule="exact"/>
-        <w:keepNext/>
-        <w:keepLines/>
-        <w:pBdr>
-          <w:bottom w:val="single" w:sz="6" w:space="1" w:color="C9C9C9"/>
-        </w:pBdr>
-      </w:pPr>
-      <w:r>
-        <w:t xml:space="preserve"> </w:t>
-      </w:r>
-    </w:p>
-    <w:p>
-      <w:pPr>
-        <w:spacing w:after="0" w:before="0" w:line="520" w:lineRule="exact"/>
-        <w:keepNext w:val="0"/>
-        <w:keepLines/>
-        <w:pBdr>
-          <w:bottom w:val="single" w:sz="6" w:space="1" w:color="C9C9C9"/>
-        </w:pBdr>
-      </w:pPr>
-      <w:r>
-        <w:t xml:space="preserve"> </w:t>
+        <w:t>|------|-------|</w:t>
       </w:r>
     </w:p>
     <w:p>
@@ -411,64 +216,7 @@
         <w:keepLines/>
       </w:pPr>
       <w:r>
-        <w:rPr>
-          <w:b/>
-        </w:rPr>
-        <w:t>Pair B</w:t>
-      </w:r>
-      <w:r>
-        <w:t xml:space="preserve"> — The agent should check the wall </w:t>
-      </w:r>
-      <w:r>
-        <w:rPr>
-          <w:b/>
-        </w:rPr>
-        <w:t>before every step</w:t>
-      </w:r>
-      <w:r>
-        <w:t>.</w:t>
-      </w:r>
-    </w:p>
-    <w:p>
-      <w:pPr>
-        <w:spacing w:before="40" w:after="160"/>
-        <w:ind w:left="288"/>
-        <w:keepNext/>
-        <w:keepLines/>
-        <w:shd w:val="clear" w:fill="F4F4F4"/>
-      </w:pPr>
-      <w:r>
-        <w:rPr>
-          <w:rFonts w:ascii="Consolas" w:hAnsi="Consolas" w:cs="Consolas"/>
-          <w:sz w:val="21"/>
-        </w:rPr>
-        <w:t># clean</w:t>
-        <w:br/>
-        <w:t>while no wall ahead:</w:t>
-        <w:br/>
-        <w:t xml:space="preserve">    move forward</w:t>
-      </w:r>
-    </w:p>
-    <w:p>
-      <w:pPr>
-        <w:spacing w:before="40" w:after="160"/>
-        <w:ind w:left="288"/>
-        <w:keepNext/>
-        <w:keepLines/>
-        <w:shd w:val="clear" w:fill="F4F4F4"/>
-      </w:pPr>
-      <w:r>
-        <w:rPr>
-          <w:rFonts w:ascii="Consolas" w:hAnsi="Consolas" w:cs="Consolas"/>
-          <w:sz w:val="21"/>
-        </w:rPr>
-        <w:t># buggy</w:t>
-        <w:br/>
-        <w:t>while no wall ahead:</w:t>
-        <w:br/>
-        <w:t xml:space="preserve">    move forward</w:t>
-        <w:br/>
-        <w:t xml:space="preserve">    move forward</w:t>
+        <w:t>| while | check the wall |</w:t>
       </w:r>
     </w:p>
     <w:p>
@@ -477,49 +225,16 @@
         <w:keepLines/>
       </w:pPr>
       <w:r>
-        <w:rPr>
-          <w:b/>
-        </w:rPr>
-        <w:t>What is wrong? What can happen right in front of the wall?</w:t>
+        <w:t>| no wall ahead | true keeps it going |</w:t>
       </w:r>
     </w:p>
     <w:p>
       <w:pPr>
-        <w:spacing w:after="0" w:before="0" w:line="520" w:lineRule="exact"/>
         <w:keepNext/>
         <w:keepLines/>
-        <w:pBdr>
-          <w:bottom w:val="single" w:sz="6" w:space="1" w:color="C9C9C9"/>
-        </w:pBdr>
       </w:pPr>
       <w:r>
-        <w:t xml:space="preserve"> </w:t>
-      </w:r>
-    </w:p>
-    <w:p>
-      <w:pPr>
-        <w:spacing w:after="0" w:before="0" w:line="520" w:lineRule="exact"/>
-        <w:keepNext/>
-        <w:keepLines/>
-        <w:pBdr>
-          <w:bottom w:val="single" w:sz="6" w:space="1" w:color="C9C9C9"/>
-        </w:pBdr>
-      </w:pPr>
-      <w:r>
-        <w:t xml:space="preserve"> </w:t>
-      </w:r>
-    </w:p>
-    <w:p>
-      <w:pPr>
-        <w:spacing w:after="0" w:before="0" w:line="520" w:lineRule="exact"/>
-        <w:keepNext w:val="0"/>
-        <w:keepLines/>
-        <w:pBdr>
-          <w:bottom w:val="single" w:sz="6" w:space="1" w:color="C9C9C9"/>
-        </w:pBdr>
-      </w:pPr>
-      <w:r>
-        <w:t xml:space="preserve"> </w:t>
+        <w:t>| move forward | repeat |</w:t>
       </w:r>
     </w:p>
     <w:p>
@@ -535,7 +250,7 @@
           <w:color w:val="1A4D2E"/>
           <w:sz w:val="30"/>
         </w:rPr>
-        <w:t>3 · Fill the Gap ✏️</w:t>
+        <w:t>3 · Fill One Word ✏️</w:t>
       </w:r>
     </w:p>
     <w:p>
@@ -544,7 +259,7 @@
         <w:keepLines/>
       </w:pPr>
       <w:r>
-        <w:t>The agent should walk forward until it reaches the wall. One word is missing. Fill it in using the word bank.</w:t>
+        <w:t>The agent walks until the wall.</w:t>
       </w:r>
     </w:p>
     <w:p>
@@ -619,7 +334,7 @@
         <w:rPr>
           <w:b/>
         </w:rPr>
-        <w:t>Write the missing word:</w:t>
+        <w:t>Missing word:</w:t>
       </w:r>
     </w:p>
     <w:p>
@@ -674,7 +389,7 @@
           <w:color w:val="1A4D2E"/>
           <w:sz w:val="30"/>
         </w:rPr>
-        <w:t>4 · Tell Me What You Built 📸</w:t>
+        <w:t>4 · Finish the Maze 📸</w:t>
       </w:r>
     </w:p>
     <w:p>
@@ -683,16 +398,7 @@
         <w:keepLines/>
       </w:pPr>
       <w:r>
-        <w:t xml:space="preserve">Now switch to your homework world. Use a </w:t>
-      </w:r>
-      <w:r>
-        <w:rPr>
-          <w:b/>
-        </w:rPr>
-        <w:t>while loop</w:t>
-      </w:r>
-      <w:r>
-        <w:t xml:space="preserve"> to move the agent down the straight maze until it reaches the wall. When you finish, come back here.</w:t>
+        <w:t>Open your homework world. Use a while loop. Move the agent down the straight maze to the wall.</w:t>
       </w:r>
     </w:p>
     <w:p>
@@ -701,7 +407,7 @@
         <w:keepLines/>
       </w:pPr>
       <w:r>
-        <w:t>Send a photo or video of the agent at the wall, then explain what you did. Use these sentence starters — write 2 or 3 sentences.</w:t>
+        <w:t>Send a photo OR video of the agent at the wall. Then write.</w:t>
       </w:r>
     </w:p>
     <w:p>
@@ -716,7 +422,7 @@
           <w:i/>
           <w:color w:val="444444"/>
         </w:rPr>
-        <w:t>My while loop checked …</w:t>
+        <w:t>My loop checked …</w:t>
       </w:r>
     </w:p>
     <w:p>
@@ -732,258 +438,6 @@
           <w:color w:val="444444"/>
         </w:rPr>
         <w:t>The agent stopped because …</w:t>
-      </w:r>
-    </w:p>
-    <w:p>
-      <w:pPr>
-        <w:keepNext/>
-        <w:keepLines/>
-        <w:spacing w:after="60"/>
-        <w:ind w:left="504"/>
-      </w:pPr>
-      <w:r>
-        <w:rPr>
-          <w:i/>
-          <w:color w:val="444444"/>
-        </w:rPr>
-        <w:t>A while loop is useful because …</w:t>
-      </w:r>
-    </w:p>
-    <w:p>
-      <w:pPr>
-        <w:spacing w:after="0" w:before="0" w:line="520" w:lineRule="exact"/>
-        <w:keepNext/>
-        <w:keepLines/>
-        <w:pBdr>
-          <w:bottom w:val="single" w:sz="6" w:space="1" w:color="C9C9C9"/>
-        </w:pBdr>
-      </w:pPr>
-      <w:r>
-        <w:t xml:space="preserve"> </w:t>
-      </w:r>
-    </w:p>
-    <w:p>
-      <w:pPr>
-        <w:spacing w:after="0" w:before="0" w:line="520" w:lineRule="exact"/>
-        <w:keepNext/>
-        <w:keepLines/>
-        <w:pBdr>
-          <w:bottom w:val="single" w:sz="6" w:space="1" w:color="C9C9C9"/>
-        </w:pBdr>
-      </w:pPr>
-      <w:r>
-        <w:t xml:space="preserve"> </w:t>
-      </w:r>
-    </w:p>
-    <w:p>
-      <w:pPr>
-        <w:spacing w:after="0" w:before="0" w:line="520" w:lineRule="exact"/>
-        <w:keepNext/>
-        <w:keepLines/>
-        <w:pBdr>
-          <w:bottom w:val="single" w:sz="6" w:space="1" w:color="C9C9C9"/>
-        </w:pBdr>
-      </w:pPr>
-      <w:r>
-        <w:t xml:space="preserve"> </w:t>
-      </w:r>
-    </w:p>
-    <w:p>
-      <w:pPr>
-        <w:spacing w:after="0" w:before="0" w:line="520" w:lineRule="exact"/>
-        <w:keepNext/>
-        <w:keepLines/>
-        <w:pBdr>
-          <w:bottom w:val="single" w:sz="6" w:space="1" w:color="C9C9C9"/>
-        </w:pBdr>
-      </w:pPr>
-      <w:r>
-        <w:t xml:space="preserve"> </w:t>
-      </w:r>
-    </w:p>
-    <w:p>
-      <w:pPr>
-        <w:spacing w:after="0" w:before="0" w:line="520" w:lineRule="exact"/>
-        <w:keepNext/>
-        <w:keepLines/>
-        <w:pBdr>
-          <w:bottom w:val="single" w:sz="6" w:space="1" w:color="C9C9C9"/>
-        </w:pBdr>
-      </w:pPr>
-      <w:r>
-        <w:t xml:space="preserve"> </w:t>
-      </w:r>
-    </w:p>
-    <w:p>
-      <w:pPr>
-        <w:spacing w:after="0" w:before="0" w:line="520" w:lineRule="exact"/>
-        <w:keepNext/>
-        <w:keepLines/>
-        <w:pBdr>
-          <w:bottom w:val="single" w:sz="6" w:space="1" w:color="C9C9C9"/>
-        </w:pBdr>
-      </w:pPr>
-      <w:r>
-        <w:t xml:space="preserve"> </w:t>
-      </w:r>
-    </w:p>
-    <w:p>
-      <w:pPr>
-        <w:spacing w:after="0" w:before="0" w:line="520" w:lineRule="exact"/>
-        <w:keepNext/>
-        <w:keepLines/>
-        <w:pBdr>
-          <w:bottom w:val="single" w:sz="6" w:space="1" w:color="C9C9C9"/>
-        </w:pBdr>
-      </w:pPr>
-      <w:r>
-        <w:t xml:space="preserve"> </w:t>
-      </w:r>
-    </w:p>
-    <w:p>
-      <w:pPr>
-        <w:spacing w:after="0" w:before="0" w:line="520" w:lineRule="exact"/>
-        <w:keepNext/>
-        <w:keepLines/>
-        <w:pBdr>
-          <w:bottom w:val="single" w:sz="6" w:space="1" w:color="C9C9C9"/>
-        </w:pBdr>
-      </w:pPr>
-      <w:r>
-        <w:t xml:space="preserve"> </w:t>
-      </w:r>
-    </w:p>
-    <w:p>
-      <w:pPr>
-        <w:spacing w:after="0" w:before="0" w:line="520" w:lineRule="exact"/>
-        <w:keepNext w:val="0"/>
-        <w:keepLines/>
-        <w:pBdr>
-          <w:bottom w:val="single" w:sz="6" w:space="1" w:color="C9C9C9"/>
-        </w:pBdr>
-      </w:pPr>
-      <w:r>
-        <w:t xml:space="preserve"> </w:t>
-      </w:r>
-    </w:p>
-    <w:p>
-      <w:pPr>
-        <w:keepNext/>
-        <w:keepLines/>
-        <w:pageBreakBefore/>
-        <w:spacing w:before="40" w:after="120"/>
-      </w:pPr>
-      <w:r>
-        <w:rPr>
-          <w:b/>
-          <w:color w:val="1A4D2E"/>
-          <w:sz w:val="30"/>
-        </w:rPr>
-        <w:t>5 · Record Your Walkthrough 🎥</w:t>
-      </w:r>
-    </w:p>
-    <w:p>
-      <w:pPr>
-        <w:keepNext/>
-        <w:keepLines/>
-      </w:pPr>
-      <w:r>
-        <w:t xml:space="preserve">Take a video on your phone (or a parent's phone) while the agent runs the maze. Talk like you are teaching a friend. Try to use these words: </w:t>
-      </w:r>
-      <w:r>
-        <w:rPr>
-          <w:b/>
-        </w:rPr>
-        <w:t>while</w:t>
-      </w:r>
-      <w:r>
-        <w:t xml:space="preserve">, </w:t>
-      </w:r>
-      <w:r>
-        <w:rPr>
-          <w:b/>
-        </w:rPr>
-        <w:t>loop</w:t>
-      </w:r>
-      <w:r>
-        <w:t xml:space="preserve">, </w:t>
-      </w:r>
-      <w:r>
-        <w:rPr>
-          <w:b/>
-        </w:rPr>
-        <w:t>wall</w:t>
-      </w:r>
-      <w:r>
-        <w:t xml:space="preserve">, </w:t>
-      </w:r>
-      <w:r>
-        <w:rPr>
-          <w:b/>
-        </w:rPr>
-        <w:t>forward</w:t>
-      </w:r>
-      <w:r>
-        <w:t>.</w:t>
-      </w:r>
-    </w:p>
-    <w:p>
-      <w:pPr>
-        <w:keepNext/>
-        <w:keepLines/>
-        <w:spacing w:after="60"/>
-        <w:ind w:left="864"/>
-      </w:pPr>
-      <w:r>
-        <w:t>1.  Show the start of the maze, then run your code.</w:t>
-      </w:r>
-    </w:p>
-    <w:p>
-      <w:pPr>
-        <w:keepNext/>
-        <w:keepLines/>
-        <w:spacing w:after="60"/>
-        <w:ind w:left="864"/>
-      </w:pPr>
-      <w:r>
-        <w:t>2.  Read your while loop out loud and say what makes it stop.</w:t>
-      </w:r>
-    </w:p>
-    <w:p>
-      <w:pPr>
-        <w:keepNext/>
-        <w:keepLines/>
-        <w:spacing w:after="60"/>
-        <w:ind w:left="864"/>
-      </w:pPr>
-      <w:r>
-        <w:t xml:space="preserve">3.  Say why a while loop is better than writing </w:t>
-      </w:r>
-      <w:r>
-        <w:rPr>
-          <w:rFonts w:ascii="Consolas" w:hAnsi="Consolas" w:cs="Consolas"/>
-          <w:sz w:val="21"/>
-          <w:shd w:val="clear" w:fill="EEEEEE"/>
-        </w:rPr>
-        <w:t>move forward</w:t>
-      </w:r>
-      <w:r>
-        <w:t xml:space="preserve"> many times.</w:t>
-      </w:r>
-    </w:p>
-    <w:p>
-      <w:pPr>
-        <w:keepNext/>
-        <w:keepLines/>
-      </w:pPr>
-      <w:r>
-        <w:rPr>
-          <w:b/>
-        </w:rPr>
-        <w:t>Write what you will say in your video.</w:t>
-      </w:r>
-      <w:r>
-        <w:t xml:space="preserve"> You can read from it while filming.</w:t>
       </w:r>
     </w:p>
     <w:p>
